--- a/manuscript/NAR_WebServer_BrainSafe_condensed_print_preview.docx
+++ b/manuscript/NAR_WebServer_BrainSafe_condensed_print_preview.docx
@@ -831,16 +831,7 @@
         <w:t xml:space="preserve"> </w:t>
       </w:r>
       <w:r>
-        <w:t xml:space="preserve">(</w:t>
-      </w:r>
-      <w:r>
-        <w:rPr>
-          <w:rStyle w:val="VerbatimChar"/>
-        </w:rPr>
-        <w:t xml:space="preserve">figures/Figure9_model_atlas.png</w:t>
-      </w:r>
-      <w:r>
-        <w:t xml:space="preserve">). Under random 10-fold cross-validation the measured-label</w:t>
+        <w:t xml:space="preserve">(Supplementary Figure S1). Under random 10-fold cross-validation the measured-label</w:t>
       </w:r>
       <w:r>
         <w:t xml:space="preserve"> </w:t>
@@ -1106,16 +1097,7 @@
         <w:t xml:space="preserve"> </w:t>
       </w:r>
       <w:r>
-        <w:t xml:space="preserve">entirely (</w:t>
-      </w:r>
-      <w:r>
-        <w:rPr>
-          <w:rStyle w:val="VerbatimChar"/>
-        </w:rPr>
-        <w:t xml:space="preserve">figures/Figure11_external_validation.png</w:t>
-      </w:r>
-      <w:r>
-        <w:t xml:space="preserve">).</w:t>
+        <w:t xml:space="preserve">entirely (Supplementary Figure S3).</w:t>
       </w:r>
     </w:p>
     <w:p>
@@ -2135,70 +2117,133 @@
         <w:pStyle w:val="BodyText"/>
       </w:pPr>
       <w:r>
-        <w:t xml:space="preserve">Three further validation figures, referenced in the Results above, are given in full in the primary</w:t>
-      </w:r>
-      <w:r>
-        <w:t xml:space="preserve"> </w:t>
-      </w:r>
-      <w:r>
-        <w:t xml:space="preserve">manuscript and reproduce from the repository named beside each: the per-estimator panel with no</w:t>
-      </w:r>
-      <w:r>
-        <w:t xml:space="preserve"> </w:t>
-      </w:r>
-      <w:r>
-        <w:t xml:space="preserve">claim resting on a mean a reader cannot check (</w:t>
-      </w:r>
+        <w:t xml:space="preserve">Three further validation figures, referenced in the Results above, are given in full in the</w:t>
+      </w:r>
+      <w:r>
+        <w:t xml:space="preserve"> </w:t>
+      </w:r>
+      <w:r>
+        <w:t xml:space="preserve">Supplementary Information submitted alongside this manuscript.</w:t>
+      </w:r>
+    </w:p>
+    <w:p>
+      <w:pPr>
+        <w:pStyle w:val="BodyText"/>
+      </w:pPr>
       <w:r>
         <w:rPr>
-          <w:rStyle w:val="VerbatimChar"/>
+          <w:b/>
+          <w:bCs/>
         </w:rPr>
-        <w:t xml:space="preserve">figures/Figure9_model_atlas.png</w:t>
-      </w:r>
-      <w:r>
-        <w:t xml:space="preserve">), the four</w:t>
-      </w:r>
-      <w:r>
-        <w:t xml:space="preserve"> </w:t>
-      </w:r>
-      <w:r>
-        <w:t xml:space="preserve">calibration, coverage, specificity and adversarial-check validations</w:t>
-      </w:r>
-      <w:r>
-        <w:t xml:space="preserve"> </w:t>
-      </w:r>
-      <w:r>
-        <w:t xml:space="preserve">(</w:t>
-      </w:r>
+        <w:t xml:space="preserve">Supplementary Figure S1.</w:t>
+      </w:r>
+      <w:r>
+        <w:t xml:space="preserve"> </w:t>
+      </w:r>
+      <w:r>
+        <w:t xml:space="preserve">The panel, one mark per estimator, so that no claim rests on a mean a</w:t>
+      </w:r>
+      <w:r>
+        <w:t xml:space="preserve"> </w:t>
+      </w:r>
+      <w:r>
+        <w:t xml:space="preserve">reader cannot check. Training-set size against cross-validated discrimination for every estimator,</w:t>
+      </w:r>
+      <w:r>
+        <w:t xml:space="preserve"> </w:t>
+      </w:r>
+      <w:r>
+        <w:t xml:space="preserve">deployed or withdrawn, coloured by model family; and the same population summarised by family</w:t>
+      </w:r>
+      <w:r>
+        <w:t xml:space="preserve"> </w:t>
+      </w:r>
+      <w:r>
+        <w:t xml:space="preserve">median.</w:t>
+      </w:r>
+    </w:p>
+    <w:p>
+      <w:pPr>
+        <w:pStyle w:val="BodyText"/>
+      </w:pPr>
       <w:r>
         <w:rPr>
-          <w:rStyle w:val="VerbatimChar"/>
+          <w:b/>
+          <w:bCs/>
         </w:rPr>
-        <w:t xml:space="preserve">figures/Figure6_validation.png</w:t>
-      </w:r>
-      <w:r>
-        <w:t xml:space="preserve">), and the external and prospective validation showing that an</w:t>
-      </w:r>
-      <w:r>
-        <w:t xml:space="preserve"> </w:t>
-      </w:r>
-      <w:r>
-        <w:t xml:space="preserve">apparent temporal decay is a chemical-distance effect rather than model drift</w:t>
-      </w:r>
-      <w:r>
-        <w:t xml:space="preserve"> </w:t>
-      </w:r>
-      <w:r>
-        <w:t xml:space="preserve">(</w:t>
-      </w:r>
+        <w:t xml:space="preserve">Supplementary Figure S2.</w:t>
+      </w:r>
+      <w:r>
+        <w:t xml:space="preserve"> </w:t>
+      </w:r>
+      <w:r>
+        <w:t xml:space="preserve">Four validations a cross-validated score cannot replace: expected</w:t>
+      </w:r>
+      <w:r>
+        <w:t xml:space="preserve"> </w:t>
+      </w:r>
+      <w:r>
+        <w:t xml:space="preserve">calibration error before and after isotonic regression; recall on whole scaffold classes withheld</w:t>
+      </w:r>
+      <w:r>
+        <w:t xml:space="preserve"> </w:t>
+      </w:r>
+      <w:r>
+        <w:t xml:space="preserve">before training, with 95% Wilson intervals; specificity on chemistry the server should stay quiet</w:t>
+      </w:r>
+      <w:r>
+        <w:t xml:space="preserve"> </w:t>
+      </w:r>
+      <w:r>
+        <w:t xml:space="preserve">about and external discrimination on approved drugs absent from the training source; and the</w:t>
+      </w:r>
+      <w:r>
+        <w:t xml:space="preserve"> </w:t>
+      </w:r>
+      <w:r>
+        <w:t xml:space="preserve">adversarial suite, in which every check was written so that it could fail.</w:t>
+      </w:r>
+    </w:p>
+    <w:p>
+      <w:pPr>
+        <w:pStyle w:val="BodyText"/>
+      </w:pPr>
       <w:r>
         <w:rPr>
-          <w:rStyle w:val="VerbatimChar"/>
+          <w:b/>
+          <w:bCs/>
         </w:rPr>
-        <w:t xml:space="preserve">figures/Figure11_external_validation.png</w:t>
-      </w:r>
-      <w:r>
-        <w:t xml:space="preserve">).</w:t>
+        <w:t xml:space="preserve">Supplementary Figure S3.</w:t>
+      </w:r>
+      <w:r>
+        <w:t xml:space="preserve"> </w:t>
+      </w:r>
+      <w:r>
+        <w:t xml:space="preserve">External validation, and an apparent temporal decay that is a</w:t>
+      </w:r>
+      <w:r>
+        <w:t xml:space="preserve"> </w:t>
+      </w:r>
+      <w:r>
+        <w:t xml:space="preserve">composition effect rather than model drift: per-endpoint AUROC and sensitivity under a size-matched</w:t>
+      </w:r>
+      <w:r>
+        <w:t xml:space="preserve"> </w:t>
+      </w:r>
+      <w:r>
+        <w:t xml:space="preserve">random split against a time split; why the gap exists (a random split holds out mostly close</w:t>
+      </w:r>
+      <w:r>
+        <w:t xml:space="preserve"> </w:t>
+      </w:r>
+      <w:r>
+        <w:t xml:space="preserve">analogues of the training set); and the resolution, recall against maximum Tanimoto similarity to</w:t>
+      </w:r>
+      <w:r>
+        <w:t xml:space="preserve"> </w:t>
+      </w:r>
+      <w:r>
+        <w:t xml:space="preserve">the training actives tracing one curve across three independently built test sets.</w:t>
       </w:r>
     </w:p>
     <w:bookmarkEnd w:id="34"/>

--- a/manuscript/NAR_WebServer_BrainSafe_condensed_print_preview.docx
+++ b/manuscript/NAR_WebServer_BrainSafe_condensed_print_preview.docx
@@ -867,7 +867,7 @@
         <w:t xml:space="preserve"> </w:t>
       </w:r>
       <w:r>
-        <w:t xml:space="preserve">problem where 1.0 is a confident single label.</w:t>
+        <w:t xml:space="preserve">problem where 1.0 is a confident single label (Supplementary Figure S2).</w:t>
       </w:r>
     </w:p>
     <w:p>

--- a/manuscript/NAR_WebServer_BrainSafe_condensed_print_preview.docx
+++ b/manuscript/NAR_WebServer_BrainSafe_condensed_print_preview.docx
@@ -233,121 +233,97 @@
         </w:sectPr>
       </w:pPr>
       <w:r>
-        <w:t xml:space="preserve">BrainSafe AI predicts, from structure alone, how a small molecule may act on the human brain. For a</w:t>
-      </w:r>
-      <w:r>
-        <w:t xml:space="preserve"> </w:t>
-      </w:r>
-      <w:r>
-        <w:t xml:space="preserve">submitted SMILES string or compound name it returns engagement of 54 molecular targets spanning the</w:t>
-      </w:r>
-      <w:r>
-        <w:t xml:space="preserve"> </w:t>
-      </w:r>
-      <w:r>
-        <w:t xml:space="preserve">principal neurodegenerative, psychiatric, neuroinflammatory, analgesic and sleep-related mechanisms,</w:t>
-      </w:r>
-      <w:r>
-        <w:t xml:space="preserve"> </w:t>
-      </w:r>
-      <w:r>
-        <w:t xml:space="preserve">predicted blood-brain barrier penetration, nine ADME and exposure endpoints including a directly</w:t>
-      </w:r>
-      <w:r>
-        <w:t xml:space="preserve"> </w:t>
-      </w:r>
-      <w:r>
-        <w:t xml:space="preserve">modelled unbound brain-to-plasma ratio, and two cardiac safety liabilities. Every target score is</w:t>
-      </w:r>
-      <w:r>
-        <w:t xml:space="preserve"> </w:t>
-      </w:r>
-      <w:r>
-        <w:t xml:space="preserve">admitted only in proportion to predicted brain exposure, so potency at a target a compound cannot</w:t>
-      </w:r>
-      <w:r>
-        <w:t xml:space="preserve"> </w:t>
-      </w:r>
-      <w:r>
-        <w:t xml:space="preserve">reach contributes nothing, and engaged targets are traced through a curated pathway graph to the</w:t>
-      </w:r>
-      <w:r>
-        <w:t xml:space="preserve"> </w:t>
-      </w:r>
-      <w:r>
-        <w:t xml:space="preserve">conditions those mechanisms touch. The server is built on 75 estimators, 70 deployed, trained on</w:t>
-      </w:r>
-      <w:r>
-        <w:t xml:space="preserve"> </w:t>
-      </w:r>
-      <w:r>
-        <w:t xml:space="preserve">228,200 measured compound-endpoint records from ChEMBL (1), BindingDB (2) and B3DB</w:t>
-      </w:r>
-      <w:r>
-        <w:t xml:space="preserve"> </w:t>
-      </w:r>
-      <w:r>
-        <w:t xml:space="preserve">(3). Under scaffold-grouped 10-fold cross-validation the measured-label classifiers reach a mean</w:t>
-      </w:r>
-      <w:r>
-        <w:t xml:space="preserve"> </w:t>
-      </w:r>
-      <w:r>
-        <w:t xml:space="preserve">AUROC of 0.925 (0.958 under a random split), and expected calibration error falls from 0.0801 to</w:t>
-      </w:r>
-      <w:r>
-        <w:t xml:space="preserve"> </w:t>
-      </w:r>
-      <w:r>
-        <w:t xml:space="preserve">0.0147 after isotonic calibration (4). The binder panel is validated against compounds</w:t>
-      </w:r>
-      <w:r>
-        <w:t xml:space="preserve"> </w:t>
-      </w:r>
-      <w:r>
-        <w:t xml:space="preserve">tested at the same target and found inactive rather than against decoys, reaching a mean AUROC of</w:t>
-      </w:r>
-      <w:r>
-        <w:t xml:space="preserve"> </w:t>
-      </w:r>
-      <w:r>
-        <w:t xml:space="preserve">0.917. Every prediction carries a calibrated probability, a conformal interval, and an</w:t>
-      </w:r>
-      <w:r>
-        <w:t xml:space="preserve"> </w:t>
-      </w:r>
-      <w:r>
-        <w:t xml:space="preserve">applicability-domain distance to the nearest measured analogue, and the server reports silence</w:t>
-      </w:r>
-      <w:r>
-        <w:t xml:space="preserve"> </w:t>
-      </w:r>
-      <w:r>
-        <w:t xml:space="preserve">rather than a guess for compounds outside its competence: on non-CNS chemistry its specificity is</w:t>
-      </w:r>
-      <w:r>
-        <w:t xml:space="preserve"> </w:t>
-      </w:r>
-      <w:r>
-        <w:t xml:space="preserve">0.925 (95% CI 0.907 to 0.940). Disease-level scores are presented as a route from a mechanism to the</w:t>
-      </w:r>
-      <w:r>
-        <w:t xml:space="preserve"> </w:t>
-      </w:r>
-      <w:r>
-        <w:t xml:space="preserve">conditions it touches, not as an indication prediction. BrainSafe AI is freely available without</w:t>
-      </w:r>
-      <w:r>
-        <w:t xml:space="preserve"> </w:t>
-      </w:r>
-      <w:r>
-        <w:t xml:space="preserve">registration at https://huggingface.co/spaces/Krishnag999/brainsafe-ai, with source code, trained</w:t>
-      </w:r>
-      <w:r>
-        <w:t xml:space="preserve"> </w:t>
-      </w:r>
-      <w:r>
-        <w:t xml:space="preserve">models and every validation artefact at https://github.com/krishna-g-999/brainsafe-ai.</w:t>
+        <w:t xml:space="preserve">BrainSafe AI predicts, from structure alone, how a small molecule may act on the human brain. Given a</w:t>
+      </w:r>
+      <w:r>
+        <w:t xml:space="preserve"> </w:t>
+      </w:r>
+      <w:r>
+        <w:t xml:space="preserve">SMILES string or compound name it returns engagement of 54 molecular targets spanning</w:t>
+      </w:r>
+      <w:r>
+        <w:t xml:space="preserve"> </w:t>
+      </w:r>
+      <w:r>
+        <w:t xml:space="preserve">neurodegenerative, psychiatric, neuroinflammatory, analgesic and sleep-related mechanisms, predicted</w:t>
+      </w:r>
+      <w:r>
+        <w:t xml:space="preserve"> </w:t>
+      </w:r>
+      <w:r>
+        <w:t xml:space="preserve">blood-brain barrier penetration, nine ADME and exposure endpoints, and two safety liabilities. Every</w:t>
+      </w:r>
+      <w:r>
+        <w:t xml:space="preserve"> </w:t>
+      </w:r>
+      <w:r>
+        <w:t xml:space="preserve">target score is admitted only in proportion to predicted brain exposure, so potency at a target a</w:t>
+      </w:r>
+      <w:r>
+        <w:t xml:space="preserve"> </w:t>
+      </w:r>
+      <w:r>
+        <w:t xml:space="preserve">compound cannot reach contributes nothing; engaged targets are traced through a curated</w:t>
+      </w:r>
+      <w:r>
+        <w:t xml:space="preserve"> </w:t>
+      </w:r>
+      <w:r>
+        <w:t xml:space="preserve">pathway graph to the conditions they touch. The server runs 70 deployed estimators trained on 228,200</w:t>
+      </w:r>
+      <w:r>
+        <w:t xml:space="preserve"> </w:t>
+      </w:r>
+      <w:r>
+        <w:t xml:space="preserve">records from ChEMBL, BindingDB and B3DB. Under scaffold-grouped cross-validation the measured-label</w:t>
+      </w:r>
+      <w:r>
+        <w:t xml:space="preserve"> </w:t>
+      </w:r>
+      <w:r>
+        <w:t xml:space="preserve">classifiers reach a mean AUROC of 0.925, calibration error falling from 0.0801 to 0.0147. The</w:t>
+      </w:r>
+      <w:r>
+        <w:t xml:space="preserve"> </w:t>
+      </w:r>
+      <w:r>
+        <w:t xml:space="preserve">binder panel, validated against measured inactives rather than decoys, reaches a mean AUROC of 0.917.</w:t>
+      </w:r>
+      <w:r>
+        <w:t xml:space="preserve"> </w:t>
+      </w:r>
+      <w:r>
+        <w:t xml:space="preserve">Every prediction carries a calibrated probability, a conformal interval, and an applicability-domain</w:t>
+      </w:r>
+      <w:r>
+        <w:t xml:space="preserve"> </w:t>
+      </w:r>
+      <w:r>
+        <w:t xml:space="preserve">distance, and the server stays silent rather than guessing for compounds outside its competence, with</w:t>
+      </w:r>
+      <w:r>
+        <w:t xml:space="preserve"> </w:t>
+      </w:r>
+      <w:r>
+        <w:t xml:space="preserve">specificity 0.925 on non-CNS chemistry. Disease scores are a route from mechanism to condition, not</w:t>
+      </w:r>
+      <w:r>
+        <w:t xml:space="preserve"> </w:t>
+      </w:r>
+      <w:r>
+        <w:t xml:space="preserve">an indication prediction. BrainSafe AI is freely available without registration at</w:t>
+      </w:r>
+      <w:r>
+        <w:t xml:space="preserve"> </w:t>
+      </w:r>
+      <w:r>
+        <w:t xml:space="preserve">https://huggingface.co/spaces/Krishnag999/brainsafe-ai, with code, models and validation data at</w:t>
+      </w:r>
+      <w:r>
+        <w:t xml:space="preserve"> </w:t>
+      </w:r>
+      <w:r>
+        <w:t xml:space="preserve">https://github.com/krishna-g-999/brainsafe-ai.</w:t>
       </w:r>
     </w:p>
     <w:bookmarkEnd w:id="18"/>
@@ -467,25 +443,25 @@
         <w:t xml:space="preserve"> </w:t>
       </w:r>
       <w:r>
-        <w:t xml:space="preserve">Potency data are ChEMBL pChEMBL values augmented with BindingDB affinities pooled at compound level;</w:t>
-      </w:r>
-      <w:r>
-        <w:t xml:space="preserve"> </w:t>
-      </w:r>
-      <w:r>
-        <w:t xml:space="preserve">blood-brain barrier labels come from B3DB augmented with FDA-curated approved drugs; the nine ADME</w:t>
-      </w:r>
-      <w:r>
-        <w:t xml:space="preserve"> </w:t>
-      </w:r>
-      <w:r>
-        <w:t xml:space="preserve">endpoints use measured sets from Therapeutics Data Commons (5), MoleculeNet (6), B3DB</w:t>
-      </w:r>
-      <w:r>
-        <w:t xml:space="preserve"> </w:t>
-      </w:r>
-      <w:r>
-        <w:t xml:space="preserve">and ChEMBL. The panel</w:t>
+        <w:t xml:space="preserve">Potency data are ChEMBL (1) pChEMBL values augmented with BindingDB (2) affinities</w:t>
+      </w:r>
+      <w:r>
+        <w:t xml:space="preserve"> </w:t>
+      </w:r>
+      <w:r>
+        <w:t xml:space="preserve">pooled at compound level; blood-brain barrier labels come from B3DB (3) augmented with</w:t>
+      </w:r>
+      <w:r>
+        <w:t xml:space="preserve"> </w:t>
+      </w:r>
+      <w:r>
+        <w:t xml:space="preserve">FDA-curated approved drugs; the nine ADME endpoints use measured sets from Therapeutics Data Commons</w:t>
+      </w:r>
+      <w:r>
+        <w:t xml:space="preserve"> </w:t>
+      </w:r>
+      <w:r>
+        <w:t xml:space="preserve">(4), MoleculeNet (5), B3DB and ChEMBL. The panel</w:t>
       </w:r>
       <w:r>
         <w:t xml:space="preserve"> </w:t>
@@ -587,7 +563,7 @@
         <w:t xml:space="preserve"> </w:t>
       </w:r>
       <w:r>
-        <w:t xml:space="preserve">(7) and twelve physicochemical descriptors. Structures are reduced to the largest organic fragment and</w:t>
+        <w:t xml:space="preserve">(6) and twelve physicochemical descriptors. Structures are reduced to the largest organic fragment and</w:t>
       </w:r>
       <w:r>
         <w:t xml:space="preserve"> </w:t>
@@ -659,13 +635,13 @@
         <w:t xml:space="preserve"> </w:t>
       </w:r>
       <w:r>
-        <w:t xml:space="preserve">A random forest (8) is fitted per endpoint. That choice was made on a</w:t>
-      </w:r>
-      <w:r>
-        <w:t xml:space="preserve"> </w:t>
-      </w:r>
-      <w:r>
-        <w:t xml:space="preserve">like-for-like comparison over thirteen core endpoints against XGBoost (9), histogram gradient</w:t>
+        <w:t xml:space="preserve">A random forest (7) is fitted per endpoint. That choice was made on a</w:t>
+      </w:r>
+      <w:r>
+        <w:t xml:space="preserve"> </w:t>
+      </w:r>
+      <w:r>
+        <w:t xml:space="preserve">like-for-like comparison over thirteen core endpoints against XGBoost (8), histogram gradient</w:t>
       </w:r>
       <w:r>
         <w:t xml:space="preserve"> </w:t>
@@ -695,13 +671,13 @@
         <w:t xml:space="preserve"> </w:t>
       </w:r>
       <w:r>
-        <w:t xml:space="preserve">hyperparameters, for not extrapolating beyond the training range, and because TreeSHAP (10)</w:t>
-      </w:r>
-      <w:r>
-        <w:t xml:space="preserve"> </w:t>
-      </w:r>
-      <w:r>
-        <w:t xml:space="preserve">is exact for it rather than approximate. Classifiers are isotonically calibrated (4) on</w:t>
+        <w:t xml:space="preserve">hyperparameters, for not extrapolating beyond the training range, and because TreeSHAP (9)</w:t>
+      </w:r>
+      <w:r>
+        <w:t xml:space="preserve"> </w:t>
+      </w:r>
+      <w:r>
+        <w:t xml:space="preserve">is exact for it rather than approximate. Classifiers are isotonically calibrated (10) on</w:t>
       </w:r>
       <w:r>
         <w:t xml:space="preserve"> </w:t>
@@ -1729,7 +1705,7 @@
         </w:numPr>
       </w:pPr>
       <w:r>
-        <w:t xml:space="preserve">Niculescu-Mizil A, Caruana R. Predicting good probabilities with supervised learning. Proceedings of the 22nd international conference on Machine learning - ICML ’05. 2005. doi:10.1145/1102351.1102430.</w:t>
+        <w:t xml:space="preserve">Huang K, Fu T, Gao W, Zhao Y, Roohani Y, Leskovec J, Coley CW, Xiao C, Sun J, Zitnik M. Artificial intelligence foundation for therapeutic science. Nature chemical biology. 2022. doi:10.1038/s41589-022-01131-2.</w:t>
       </w:r>
     </w:p>
     <w:p>
@@ -1741,7 +1717,7 @@
         </w:numPr>
       </w:pPr>
       <w:r>
-        <w:t xml:space="preserve">Huang K, Fu T, Gao W, Zhao Y, Roohani Y, Leskovec J, Coley CW, Xiao C, Sun J, Zitnik M. Artificial intelligence foundation for therapeutic science. Nature chemical biology. 2022. doi:10.1038/s41589-022-01131-2.</w:t>
+        <w:t xml:space="preserve">Wu Z, Ramsundar B, Feinberg E et al. MoleculeNet: a benchmark for molecular machine learning. Chemical Science. 2018. doi:10.1039/c7sc02664a.</w:t>
       </w:r>
     </w:p>
     <w:p>
@@ -1753,7 +1729,7 @@
         </w:numPr>
       </w:pPr>
       <w:r>
-        <w:t xml:space="preserve">Wu Z, Ramsundar B, Feinberg E et al. MoleculeNet: a benchmark for molecular machine learning. Chemical Science. 2018. doi:10.1039/c7sc02664a.</w:t>
+        <w:t xml:space="preserve">Rogers D, Hahn M. Extended-Connectivity Fingerprints. Journal of Chemical Information and Modeling. 2010. doi:10.1021/ci100050t.</w:t>
       </w:r>
     </w:p>
     <w:p>
@@ -1765,7 +1741,7 @@
         </w:numPr>
       </w:pPr>
       <w:r>
-        <w:t xml:space="preserve">Rogers D, Hahn M. Extended-Connectivity Fingerprints. Journal of Chemical Information and Modeling. 2010. doi:10.1021/ci100050t.</w:t>
+        <w:t xml:space="preserve">Breiman L. Random Forests. Machine Learning. 2001. doi:10.1023/a:1010933404324.</w:t>
       </w:r>
     </w:p>
     <w:p>
@@ -1777,7 +1753,7 @@
         </w:numPr>
       </w:pPr>
       <w:r>
-        <w:t xml:space="preserve">Breiman L. Random Forests. Machine Learning. 2001. doi:10.1023/a:1010933404324.</w:t>
+        <w:t xml:space="preserve">Chen T, Guestrin C. XGBoost: A Scalable Tree Boosting System. Proceedings of the 22nd ACM SIGKDD International Conference on Knowledge Discovery and Data Mining. 2016. doi:10.1145/2939672.2939785.</w:t>
       </w:r>
     </w:p>
     <w:p>
@@ -1789,7 +1765,7 @@
         </w:numPr>
       </w:pPr>
       <w:r>
-        <w:t xml:space="preserve">Chen T, Guestrin C. XGBoost: A Scalable Tree Boosting System. Proceedings of the 22nd ACM SIGKDD International Conference on Knowledge Discovery and Data Mining. 2016. doi:10.1145/2939672.2939785.</w:t>
+        <w:t xml:space="preserve">Lundberg S, Erion G, Chen H et al. From local explanations to global understanding with explainable AI for trees. Nature Machine Intelligence. 2020. doi:10.1038/s42256-019-0138-9.</w:t>
       </w:r>
     </w:p>
     <w:p>
@@ -1801,7 +1777,7 @@
         </w:numPr>
       </w:pPr>
       <w:r>
-        <w:t xml:space="preserve">Lundberg S, Erion G, Chen H et al. From local explanations to global understanding with explainable AI for trees. Nature Machine Intelligence. 2020. doi:10.1038/s42256-019-0138-9.</w:t>
+        <w:t xml:space="preserve">Niculescu-Mizil A, Caruana R. Predicting good probabilities with supervised learning. Proceedings of the 22nd international conference on Machine learning - ICML ’05. 2005. doi:10.1145/1102351.1102430.</w:t>
       </w:r>
     </w:p>
     <w:p>

--- a/manuscript/NAR_WebServer_BrainSafe_condensed_print_preview.docx
+++ b/manuscript/NAR_WebServer_BrainSafe_condensed_print_preview.docx
@@ -1869,7 +1869,7 @@
       <w:r>
         <w:drawing>
           <wp:inline>
-            <wp:extent cx="3186000" cy="2670957"/>
+            <wp:extent cx="3186000" cy="2665454"/>
             <wp:effectExtent b="0" l="0" r="0" t="0"/>
             <wp:docPr descr="Figure 1" title="" id="29" name="Picture"/>
             <a:graphic>
@@ -1890,7 +1890,7 @@
                   <pic:spPr bwMode="auto">
                     <a:xfrm>
                       <a:off x="0" y="0"/>
-                      <a:ext cx="3186000" cy="2670957"/>
+                      <a:ext cx="3186000" cy="2665454"/>
                     </a:xfrm>
                     <a:prstGeom prst="rect">
                       <a:avLst/>
